--- a/rapports/16_02_2026/Abdou_FAYE/coh_EQ30_sup_131201020010.docx
+++ b/rapports/16_02_2026/Abdou_FAYE/coh_EQ30_sup_131201020010.docx
@@ -25,7 +25,7 @@
         <w:br/>
         <w:t>Grappe: 131201020010</w:t>
         <w:br/>
-        <w:t>Date: 16/02/2026 a 12:40</w:t>
+        <w:t>Date: 16/02/2026 a 12:58</w:t>
       </w:r>
     </w:p>
     <w:p/>

--- a/rapports/16_02_2026/Abdou_FAYE/coh_EQ30_sup_131201020010.docx
+++ b/rapports/16_02_2026/Abdou_FAYE/coh_EQ30_sup_131201020010.docx
@@ -25,7 +25,7 @@
         <w:br/>
         <w:t>Grappe: 131201020010</w:t>
         <w:br/>
-        <w:t>Date: 16/02/2026 a 12:58</w:t>
+        <w:t>Date: 16/02/2026 a 13:05</w:t>
       </w:r>
     </w:p>
     <w:p/>
@@ -263,7 +263,7 @@
           </w:tcPr>
           <w:p>
             <w:r>
-              <w:t>Section0</w:t>
+              <w:t>Section16a</w:t>
             </w:r>
           </w:p>
         </w:tc>
@@ -273,7 +273,7 @@
           </w:tcPr>
           <w:p>
             <w:r>
-              <w:t>Identification et renseignements de controle</w:t>
+              <w:t>Champs et parcelles</w:t>
             </w:r>
           </w:p>
         </w:tc>
@@ -283,7 +283,7 @@
           </w:tcPr>
           <w:p>
             <w:r>
-              <w:t>11</w:t>
+              <w:t>10</w:t>
             </w:r>
           </w:p>
         </w:tc>
@@ -315,39 +315,7 @@
           </w:tcPr>
           <w:p>
             <w:r>
-              <w:t>11</w:t>
-            </w:r>
-          </w:p>
-        </w:tc>
-      </w:tr>
-      <w:tr>
-        <w:tc>
-          <w:tcPr>
-            <w:tcW w:type="dxa" w:w="3324"/>
-          </w:tcPr>
-          <w:p>
-            <w:r>
-              <w:t>Section16a</w:t>
-            </w:r>
-          </w:p>
-        </w:tc>
-        <w:tc>
-          <w:tcPr>
-            <w:tcW w:type="dxa" w:w="3324"/>
-          </w:tcPr>
-          <w:p>
-            <w:r>
-              <w:t>Champs et parcelles</w:t>
-            </w:r>
-          </w:p>
-        </w:tc>
-        <w:tc>
-          <w:tcPr>
-            <w:tcW w:type="dxa" w:w="3324"/>
-          </w:tcPr>
-          <w:p>
-            <w:r>
-              <w:t>11</w:t>
+              <w:t>9</w:t>
             </w:r>
           </w:p>
         </w:tc>
@@ -498,6 +466,38 @@
           <w:p>
             <w:r>
               <w:t>Caracteristiques logement</w:t>
+            </w:r>
+          </w:p>
+        </w:tc>
+        <w:tc>
+          <w:tcPr>
+            <w:tcW w:type="dxa" w:w="3324"/>
+          </w:tcPr>
+          <w:p>
+            <w:r>
+              <w:t>7</w:t>
+            </w:r>
+          </w:p>
+        </w:tc>
+      </w:tr>
+      <w:tr>
+        <w:tc>
+          <w:tcPr>
+            <w:tcW w:type="dxa" w:w="3324"/>
+          </w:tcPr>
+          <w:p>
+            <w:r>
+              <w:t>Section19</w:t>
+            </w:r>
+          </w:p>
+        </w:tc>
+        <w:tc>
+          <w:tcPr>
+            <w:tcW w:type="dxa" w:w="3324"/>
+          </w:tcPr>
+          <w:p>
+            <w:r>
+              <w:t>Equipements agricoles</w:t>
             </w:r>
           </w:p>
         </w:tc>
@@ -678,7 +678,7 @@
               <w:rPr>
                 <w:sz w:val="14"/>
               </w:rPr>
-              <w:t>EQ30_enq1</w:t>
+              <w:t>EQ30_sup</w:t>
             </w:r>
           </w:p>
         </w:tc>
@@ -704,7 +704,7 @@
               <w:rPr>
                 <w:sz w:val="14"/>
               </w:rPr>
-              <w:t>Assane COULIBALY</w:t>
+              <w:t>Baye Asse DIOP</w:t>
             </w:r>
           </w:p>
         </w:tc>
@@ -915,7 +915,7 @@
         <w:rPr>
           <w:sz w:val="20"/>
         </w:rPr>
-        <w:t>- Attention ! Le prix unitaire d'achat (100 Fcfa) de Piment frais en Pièce (Petit) est relativement élevé par rapport aux autres prix observés dans cette zone. Prière de corriger ou de confirmer avec le QG. Attention ! Le prix unitaire d'achat (125 Fcfa) de Concentré de tomate en Sachets industriel (Petit) est relativement faible par rapport aux autres prix observés dans cette zone. Prière de corriger ou de confirmer avec le QG. Avertissement!!! Le ménage a consommé 7 Boite (Autre que la boite/pot de tomate) Petit de Thé en sachet, cette quantité semble anormale pour une consommation des 7 derniers jours.Les ménages consomment géneralement en sachet ou en paquet, prière de corriger ou de confirmer avec le QG. Avertissement!!! Le ménage a consommé 9 Cuillère Moyen de Pâte d'arachide, cette quantité semble anormale pour une consommation des 7 derniers jours. Etes vous sur d'avoir selectionner la bonne unitée ? prière de verifier et corriger. Incohérence!! Dans ce ménage, chaque individus consomme par jour 103.3564 Kg  de cereale; Prière de revoir les quantités prises de ces produits.</w:t>
+        <w:t>- Attention ! Le prix unitaire d'achat (100 Fcfa) de Piment frais en Pièce (Petit) est relativement élevé par rapport aux autres prix observés dans cette zone. Prière de corriger ou de confirmer avec le QG. Attention ! Le prix unitaire d'achat (300 Fcfa) de Lait caillé en Sachets (Petit) est relativement élevé par rapport aux autres prix observés dans cette zone. Prière de corriger ou de confirmer avec le QG. Avertissement!!! Le ménage a consommé 7 Boite (Autre que la boite/pot de tomate) Petit de Thé en sachet, cette quantité semble anormale pour une consommation des 7 derniers jours.Les ménages consomment géneralement en sachet ou en paquet, prière de corriger ou de confirmer avec le QG. Avertissement!!! Le ménage a consommé 9 Cuillère Moyen de Pâte d'arachide, cette quantité semble anormale pour une consommation des 7 derniers jours. Etes vous sur d'avoir selectionner la bonne unitée ? prière de verifier et corriger. Incohérence!! Dans ce ménage, chaque individus consomme par jour 194.0972 Kg  de cereale; Prière de revoir les quantités prises de ces produits.</w:t>
       </w:r>
     </w:p>
     <w:p>
@@ -957,7 +957,7 @@
         <w:rPr>
           <w:sz w:val="20"/>
         </w:rPr>
-        <w:t>- La dernière fois que vous avez acheté Bois de chauffe ramassé/coupé (estimer la valeur) est rammassage et semble exister dans les modalités, prière de prendre attache avec le QG pour plus d'explication afin de la classer bien.</w:t>
+        <w:t>- La dernière fois que vous avez acheté Bois de chauffe ramassé/coupé (estimer la valeur) est rammassage en brousse et semble exister dans les modalités, prière de prendre attache avec le QG pour plus d'explication afin de la classer bien.</w:t>
       </w:r>
     </w:p>
     <w:p>
@@ -1041,9 +1041,9 @@
         <w:rPr>
           <w:sz w:val="20"/>
         </w:rPr>
-        <w:t xml:space="preserve">- Avertissement!! Le champs a comme nom (champs 1) qui ne semble pas être un bon nom ou contient des lettres, prière de mettre le vrai nom du champs. Avertissement!! La parcelle a comme nom (parcelle 1 arachide) qui ne semble pas être un bon nom ou contient des lettres, prière de mettre le vrai nom de la parcelle. </w:t>
+        <w:t xml:space="preserve">- Avertissement!! Le champs a comme nom (champs 1 alpha diallo) qui ne semble pas être un bon nom ou contient des lettres, prière de mettre le vrai nom du champs. Avertissement!! La parcelle a comme nom (parcelle 1 arachide) qui ne semble pas être un bon nom ou contient des lettres, prière de mettre le vrai nom de la parcelle. </w:t>
         <w:br/>
-        <w:t>- Avertissement!! Le champs a comme nom (champs 1) qui ne semble pas être un bon nom ou contient des lettres, prière de mettre le vrai nom du champs. Avertissement!! La parcelle a comme nom (parcelle 1 arachide) qui ne semble pas être un bon nom ou contient des lettres, prière de mettre le vrai nom de la parcelle. La quantité d'utilisation d'herbicide dans la parcelle parcelle 1 arachide est de 150 Gramme et semble élevé, prière de corriger.</w:t>
+        <w:t>- Avertissement!! Le champs a comme nom (champs 1 alpha diallo) qui ne semble pas être un bon nom ou contient des lettres, prière de mettre le vrai nom du champs. Avertissement!! La parcelle a comme nom (parcelle 1 arachide) qui ne semble pas être un bon nom ou contient des lettres, prière de mettre le vrai nom de la parcelle. La quantité d'utilisation d'herbicide dans la parcelle parcelle 1 arachide est de 150 Gramme et semble élevé, prière de corriger.</w:t>
       </w:r>
     </w:p>
     <w:p>
@@ -1389,27 +1389,6 @@
           <w:color w:val="4672C4"/>
           <w:sz w:val="22"/>
         </w:rPr>
-        <w:t>&gt;&gt; Section0 - Identification et renseignements de controle</w:t>
-      </w:r>
-    </w:p>
-    <w:p>
-      <w:pPr>
-        <w:ind w:left="283"/>
-      </w:pPr>
-      <w:r>
-        <w:rPr>
-          <w:sz w:val="20"/>
-        </w:rPr>
-        <w:t>- Le questionnaire semble ne pas être complètement fini mais le questionnaire est en statut complet, prière de compléter le questionnaire.</w:t>
-      </w:r>
-    </w:p>
-    <w:p>
-      <w:r>
-        <w:rPr>
-          <w:b/>
-          <w:color w:val="4672C4"/>
-          <w:sz w:val="22"/>
-        </w:rPr>
         <w:t>&gt;&gt; Section1 - Caracteristiques des membres</w:t>
       </w:r>
     </w:p>
@@ -1494,28 +1473,7 @@
         <w:rPr>
           <w:sz w:val="20"/>
         </w:rPr>
-        <w:t>- Attention ! Le prix unitaire d'achat (1750 Fcfa) de Viande de bœuf: côte, entrecôte, bifteck en Tas (Petit) est relativement faible par rapport aux autres prix observés dans cette zone. Prière de corriger ou de confirmer avec le QG. Attention ! Le prix unitaire d'achat (50 Fcfa) de Soumbala (moutarde africaine) en Sachets (Tres petit) est relativement faible par rapport aux autres prix observés dans cette zone. Prière de corriger ou de confirmer avec le QG. Attention ! Soupçons de quantité anormale! Le ménage de KELEFA CAMARA avec une taille de 6 personnes a consommé 27 Cube en Petit de Cube alimentaire (Maggi, Jumbo, ) qui est relativement élevé comme consommation par rapport à la condition de vie des autres ménages de même taille dans cette zone. Prière de corriger ou de confirmer avec le QG. Avertissement!!! Le ménage a consommé 12 Sachets Petit de Sucre en poudre , cette quantité semble anormale pour une consommation des 7 derniers jours.Prière de corriger ou de confirmer avec le QG. Incohérence!! Dans ce ménage, chaque individus consomme par jour 45.405 Kg  de cereale; Prière de revoir les quantités prises de ces produits. Incohérence!! Dans ce ménage, chaque individus consomme par jour 45.405 Kg  de cereale; Prière de revoir les quantités prises de ces produits.</w:t>
-      </w:r>
-    </w:p>
-    <w:p>
-      <w:r>
-        <w:rPr>
-          <w:b/>
-          <w:color w:val="4672C4"/>
-          <w:sz w:val="22"/>
-        </w:rPr>
-        <w:t>&gt;&gt; Section9c - Depenses non-alimentaires - 30 jours</w:t>
-      </w:r>
-    </w:p>
-    <w:p>
-      <w:pPr>
-        <w:ind w:left="283"/>
-      </w:pPr>
-      <w:r>
-        <w:rPr>
-          <w:sz w:val="20"/>
-        </w:rPr>
-        <w:t>- La dernière fois que vous avez acheté Frais de coiffure homme et femme (salon, tressage, mèches, coupe, etc.), manucure, pédicure est salon de coiffure et semble exister dans les modalités, prière de prendre attache avec le QG pour plus d'explication afin de la classer bien.</w:t>
+        <w:t>- Attention ! Le prix unitaire d'achat (1750 Fcfa) de Viande de bœuf: côte, entrecôte, bifteck en Tas (Petit) est relativement faible par rapport aux autres prix observés dans cette zone. Prière de corriger ou de confirmer avec le QG. Attention ! Le prix unitaire d'achat (25 Fcfa) de Sel en Sachets (Petit) est relativement faible par rapport aux autres prix observés dans cette zone. Prière de corriger ou de confirmer avec le QG. Attention ! Le prix unitaire d'achat (50 Fcfa) de Ail en Gousse (Petit) est relativement faible par rapport aux autres prix observés dans cette zone. Prière de corriger ou de confirmer avec le QG. Attention ! Le prix unitaire d'achat (50 Fcfa) de Soumbala (moutarde africaine) en Sachets (Tres petit) est relativement faible par rapport aux autres prix observés dans cette zone. Prière de corriger ou de confirmer avec le QG. Avertissement!!! Le ménage a consommé 12 Sachets Petit de Sucre en poudre , cette quantité semble anormale pour une consommation des 7 derniers jours.Prière de corriger ou de confirmer avec le QG. Incohérence!! Dans ce ménage, chaque individus consomme par jour 1.75 Kg  de cereale; Prière de revoir les quantités prises de ces produits. Incohérence!! Dans ce ménage, chaque individus consomme par jour 1.75 Kg  de cereale; Prière de revoir les quantités prises de ces produits.</w:t>
       </w:r>
     </w:p>
     <w:p>
@@ -1620,9 +1578,7 @@
         <w:rPr>
           <w:sz w:val="20"/>
         </w:rPr>
-        <w:t xml:space="preserve">- Avertissement!! Le champs a comme nom (champ 1) qui ne semble pas être un bon nom ou contient des lettres, prière de mettre le vrai nom du champs. </w:t>
-        <w:br/>
-        <w:t>- Avertissement!! Le champs a comme nom (champ 1) qui ne semble pas être un bon nom ou contient des lettres, prière de mettre le vrai nom du champs. La superficie de la parcelle parcelle arachide selon l'exploitant est de .12 Hectare (Ha) qui semble faible ou l'estimation ne semble pas bonne. Prière de corriger. Le salaire total payé de toutes catégories confondues par le ménage KELEFA CAMARA pour la main-d'oeuvre non-familiale sur la parcelle parcelle arachide au cours de la campagne pour la période des récoltes est de 0 qui semble élevé ou faible. Merci de corriger.</w:t>
+        <w:t>- La superficie de la parcelle parcelle d’arachide selon l'exploitant est de .12 Hectare (Ha) qui semble faible ou l'estimation ne semble pas bonne. Prière de corriger. Le salaire total payé de toutes catégories confondues par le ménage KELEFA CAMARA pour la main-d'oeuvre non-familiale sur la parcelle parcelle d’arachide au cours de la campagne pour la période des récoltes est de 0 qui semble élevé ou faible. Merci de corriger.</w:t>
       </w:r>
     </w:p>
     <w:p>
@@ -1828,7 +1784,7 @@
               <w:rPr>
                 <w:sz w:val="14"/>
               </w:rPr>
-              <w:t>EQ30_enq3</w:t>
+              <w:t>EQ30_sup</w:t>
             </w:r>
           </w:p>
         </w:tc>
@@ -1854,7 +1810,7 @@
               <w:rPr>
                 <w:sz w:val="14"/>
               </w:rPr>
-              <w:t>Djibril SADIO</w:t>
+              <w:t>Baye Asse DIOP</w:t>
             </w:r>
           </w:p>
         </w:tc>
@@ -1989,27 +1945,6 @@
           <w:color w:val="4672C4"/>
           <w:sz w:val="22"/>
         </w:rPr>
-        <w:t>&gt;&gt; Section0 - Identification et renseignements de controle</w:t>
-      </w:r>
-    </w:p>
-    <w:p>
-      <w:pPr>
-        <w:ind w:left="283"/>
-      </w:pPr>
-      <w:r>
-        <w:rPr>
-          <w:sz w:val="20"/>
-        </w:rPr>
-        <w:t>- Vous avez declaré que le questionnaire est complètement fini mais le questionnaire est en statut partiel, prière de mettre le questionnaire en statut complet s'il est fini.</w:t>
-      </w:r>
-    </w:p>
-    <w:p>
-      <w:r>
-        <w:rPr>
-          <w:b/>
-          <w:color w:val="4672C4"/>
-          <w:sz w:val="22"/>
-        </w:rPr>
         <w:t>&gt;&gt; Section1 - Caracteristiques des membres</w:t>
       </w:r>
     </w:p>
@@ -2131,7 +2066,7 @@
         <w:rPr>
           <w:sz w:val="20"/>
         </w:rPr>
-        <w:t>- Attention ! Le prix unitaire d'achat (50 Fcfa) de Carotte en Pièce (Petit) est relativement faible par rapport aux autres prix observés dans cette zone. Prière de corriger ou de confirmer avec le QG. Attention ! Le prix unitaire d'achat (50 Fcfa) de Cube alimentaire (Maggi, Jumbo, ) en Cube (Petit) est relativement élevé par rapport aux autres prix observés dans cette zone. Prière de corriger ou de confirmer avec le QG. Avertissement!! La quantité (3.25 litre) du produit Huile de soja  consommée  par le ménage semble très élevé, prière de corriger ou confirmer avec le QG. Avertissement!!! Le ménage a consommé 28 Sachets Petit de Sucre en poudre , cette quantité semble anormale pour une consommation des 7 derniers jours.Prière de corriger ou de confirmer avec le QG. Avertissement!!! Le ménage a consommé 8 Boite (Autre que la boite/pot de tomate) Petit de Thé en sachet, cette quantité semble anormale pour une consommation des 7 derniers jours.Les ménages consomment géneralement en sachet ou en paquet, prière de corriger ou de confirmer avec le QG. Attention ! Le prix unitaire d'achat (150 Fcfa) de Thé en sachet en Boite (Autre que la boite/pot de tomate) (Petit) est relativement élevé par rapport aux autres prix observés dans cette zone. Prière de corriger ou de confirmer avec le QG. Incohérence!! Dans ce ménage, chaque individus consomme par jour 18.85417 Kg  de cereale; Prière de revoir les quantités prises de ces produits.</w:t>
+        <w:t>- Attention ! Le prix unitaire d'achat (200 Fcfa) de Lait caillé en Sachets (Petit) est relativement élevé par rapport aux autres prix observés dans cette zone. Prière de corriger ou de confirmer avec le QG. Attention ! Le prix unitaire d'achat (50 Fcfa) de Carotte en Pièce (Petit) est relativement faible par rapport aux autres prix observés dans cette zone. Prière de corriger ou de confirmer avec le QG. Attention ! Le prix unitaire d'achat (50 Fcfa) de Cube alimentaire (Maggi, Jumbo, ) en Cube (Petit) est relativement élevé par rapport aux autres prix observés dans cette zone. Prière de corriger ou de confirmer avec le QG. Avertissement!! La quantité (3.25 litre) du produit Huile de soja  consommée  par le ménage semble très élevé, prière de corriger ou confirmer avec le QG. Avertissement!!! Le ménage a consommé 28 Sachets Petit de Sucre en poudre , cette quantité semble anormale pour une consommation des 7 derniers jours.Prière de corriger ou de confirmer avec le QG. Avertissement!!! Le ménage a consommé 8 Boite (Autre que la boite/pot de tomate) Petit de Thé en sachet, cette quantité semble anormale pour une consommation des 7 derniers jours.Les ménages consomment géneralement en sachet ou en paquet, prière de corriger ou de confirmer avec le QG. Attention ! Le prix unitaire d'achat (150 Fcfa) de Thé en sachet en Boite (Autre que la boite/pot de tomate) (Petit) est relativement élevé par rapport aux autres prix observés dans cette zone. Prière de corriger ou de confirmer avec le QG. Incohérence!! Dans ce ménage, chaque individus consomme par jour 31.90774 Kg  de cereale; Prière de revoir les quantités prises de ces produits.</w:t>
       </w:r>
     </w:p>
     <w:p>
@@ -2446,7 +2381,7 @@
               <w:rPr>
                 <w:sz w:val="14"/>
               </w:rPr>
-              <w:t>EQ30_enq3</w:t>
+              <w:t>EQ30_sup</w:t>
             </w:r>
           </w:p>
         </w:tc>
@@ -2472,7 +2407,7 @@
               <w:rPr>
                 <w:sz w:val="14"/>
               </w:rPr>
-              <w:t>Djibril SADIO</w:t>
+              <w:t>Baye Asse DIOP</w:t>
             </w:r>
           </w:p>
         </w:tc>
@@ -2607,27 +2542,6 @@
           <w:color w:val="4672C4"/>
           <w:sz w:val="22"/>
         </w:rPr>
-        <w:t>&gt;&gt; Section0 - Identification et renseignements de controle</w:t>
-      </w:r>
-    </w:p>
-    <w:p>
-      <w:pPr>
-        <w:ind w:left="283"/>
-      </w:pPr>
-      <w:r>
-        <w:rPr>
-          <w:sz w:val="20"/>
-        </w:rPr>
-        <w:t>- Vous avez declaré que le questionnaire est complètement fini mais le questionnaire est en statut partiel, prière de mettre le questionnaire en statut complet s'il est fini.</w:t>
-      </w:r>
-    </w:p>
-    <w:p>
-      <w:r>
-        <w:rPr>
-          <w:b/>
-          <w:color w:val="4672C4"/>
-          <w:sz w:val="22"/>
-        </w:rPr>
         <w:t>&gt;&gt; Section1 - Caracteristiques des membres</w:t>
       </w:r>
     </w:p>
@@ -2745,7 +2659,7 @@
         <w:rPr>
           <w:sz w:val="20"/>
         </w:rPr>
-        <w:t>- Attention ! Le prix unitaire d'achat (100 Fcfa) de Cube alimentaire (Maggi, Jumbo, ) en Cube (Petit) est relativement élevé par rapport aux autres prix observés dans cette zone. Prière de corriger ou de confirmer avec le QG. Attention ! Le prix unitaire d'achat (200 Fcfa) de Sel en Sachets (Moyen) est relativement élevé par rapport aux autres prix observés dans cette zone. Prière de corriger ou de confirmer avec le QG. Avertissement!!! Le ménage a consommé 14 Boite (Autre que la boite/pot de tomate) Petit de Thé en sachet, cette quantité semble anormale pour une consommation des 7 derniers jours.Les ménages consomment géneralement en sachet ou en paquet, prière de corriger ou de confirmer avec le QG. Avertissement!!! Le ménage a consommé 28 Sachets Petit de Sucre en poudre , cette quantité semble anormale pour une consommation des 7 derniers jours.Prière de corriger ou de confirmer avec le QG. Incohérence!! Dans ce ménage, chaque individus consomme par jour 24.96127 Kg  de cereale; Prière de revoir les quantités prises de ces produits. Incohérence!! Dans ce ménage, chaque individus consomme par jour 24.96127 Kg  de cereale; Prière de revoir les quantités prises de ces produits.</w:t>
+        <w:t>- Attention ! Le prix unitaire d'achat (100 Fcfa) de Cube alimentaire (Maggi, Jumbo, ) en Cube (Petit) est relativement élevé par rapport aux autres prix observés dans cette zone. Prière de corriger ou de confirmer avec le QG. Attention ! Le prix unitaire d'achat (200 Fcfa) de Sel en Sachets (Moyen) est relativement élevé par rapport aux autres prix observés dans cette zone. Prière de corriger ou de confirmer avec le QG. Avertissement!!! Le ménage a consommé 14 Boite (Autre que la boite/pot de tomate) Petit de Thé en sachet, cette quantité semble anormale pour une consommation des 7 derniers jours.Les ménages consomment géneralement en sachet ou en paquet, prière de corriger ou de confirmer avec le QG. Avertissement!!! Le ménage a consommé 28 Sachets Petit de Sucre en poudre , cette quantité semble anormale pour une consommation des 7 derniers jours.Prière de corriger ou de confirmer avec le QG. Incohérence!! Dans ce ménage, chaque individus consomme par jour 44.12571 Kg  de cereale; Prière de revoir les quantités prises de ces produits. Incohérence!! Dans ce ménage, chaque individus consomme par jour 44.12571 Kg  de cereale; Prière de revoir les quantités prises de ces produits.</w:t>
       </w:r>
     </w:p>
     <w:p>
@@ -2767,6 +2681,27 @@
           <w:sz w:val="20"/>
         </w:rPr>
         <w:t>- Avertissement!!! Le ménage de DIBA CAMARA a comme taille 9 personnes dont ils vivent à KEDOUGOU Rural et aucune d'entre ne possède une entreprise non agricole, prière de revoir cette partie de la section 10 de ce menage.</w:t>
+      </w:r>
+    </w:p>
+    <w:p>
+      <w:r>
+        <w:rPr>
+          <w:b/>
+          <w:color w:val="4672C4"/>
+          <w:sz w:val="22"/>
+        </w:rPr>
+        <w:t>&gt;&gt; Section12 - Actifs du menage</w:t>
+      </w:r>
+    </w:p>
+    <w:p>
+      <w:pPr>
+        <w:ind w:left="283"/>
+      </w:pPr>
+      <w:r>
+        <w:rPr>
+          <w:sz w:val="20"/>
+        </w:rPr>
+        <w:t>- Attention ! Matelas simple a été revendu à 95000 Fcfa qui est relativement élevé par rapport aux autres prix de revente observés dans cette zone. Prière de corriger ou de confirmer avec le QG.</w:t>
       </w:r>
     </w:p>
     <w:p>
@@ -2951,7 +2886,7 @@
               <w:rPr>
                 <w:sz w:val="14"/>
               </w:rPr>
-              <w:t>EQ30_enq3</w:t>
+              <w:t>EQ30_sup</w:t>
             </w:r>
           </w:p>
         </w:tc>
@@ -2977,7 +2912,7 @@
               <w:rPr>
                 <w:sz w:val="14"/>
               </w:rPr>
-              <w:t>Djibril SADIO</w:t>
+              <w:t>Baye Asse DIOP</w:t>
             </w:r>
           </w:p>
         </w:tc>
@@ -3112,27 +3047,6 @@
           <w:color w:val="4672C4"/>
           <w:sz w:val="22"/>
         </w:rPr>
-        <w:t>&gt;&gt; Section0 - Identification et renseignements de controle</w:t>
-      </w:r>
-    </w:p>
-    <w:p>
-      <w:pPr>
-        <w:ind w:left="283"/>
-      </w:pPr>
-      <w:r>
-        <w:rPr>
-          <w:sz w:val="20"/>
-        </w:rPr>
-        <w:t>- Vous avez declaré que le questionnaire est complètement fini mais le questionnaire est en statut partiel, prière de mettre le questionnaire en statut complet s'il est fini.</w:t>
-      </w:r>
-    </w:p>
-    <w:p>
-      <w:r>
-        <w:rPr>
-          <w:b/>
-          <w:color w:val="4672C4"/>
-          <w:sz w:val="22"/>
-        </w:rPr>
         <w:t>&gt;&gt; Section1 - Caracteristiques des membres</w:t>
       </w:r>
     </w:p>
@@ -3217,7 +3131,7 @@
         <w:rPr>
           <w:sz w:val="20"/>
         </w:rPr>
-        <w:t>- Avertissement!! La quantité (4.25 litre) du produit Huile de soja  consommée  par le ménage semble très élevé, prière de corriger ou confirmer avec le QG. Avertissement!!! Le ménage a consommé 1 Paquet Grand de Thé en sachet, cette quantité semble anormale pour une consommation des 7 derniers jours.Prière de corriger ou de confirmer avec le QG. Avertissement!!! Le ménage a consommé 21 Sachets Petit de Sucre en poudre , cette quantité semble anormale pour une consommation des 7 derniers jours.Prière de corriger ou de confirmer avec le QG. Incohérence!! Dans ce ménage, chaque individus consomme par jour 75.76952 Kg  de cereale; Prière de revoir les quantités prises de ces produits. Incohérence!! Dans ce ménage, chaque individus consomme par jour 75.76952 Kg  de cereale; Prière de revoir les quantités prises de ces produits.</w:t>
+        <w:t>- Avertissement!! La quantité (4.25 litre) du produit Huile de soja  consommée  par le ménage semble très élevé, prière de corriger ou confirmer avec le QG. Avertissement!!! Le ménage a consommé 1 Paquet Grand de Thé en sachet, cette quantité semble anormale pour une consommation des 7 derniers jours.Prière de corriger ou de confirmer avec le QG. Avertissement!!! Le ménage a consommé 21 Sachets Petit de Sucre en poudre , cette quantité semble anormale pour une consommation des 7 derniers jours.Prière de corriger ou de confirmer avec le QG. Incohérence!! Dans ce ménage, chaque individus consomme par jour 143.6443 Kg  de cereale; Prière de revoir les quantités prises de ces produits. Incohérence!! Dans ce ménage, chaque individus consomme par jour 143.6443 Kg  de cereale; Prière de revoir les quantités prises de ces produits.</w:t>
       </w:r>
     </w:p>
     <w:p>
@@ -3301,7 +3215,7 @@
         <w:rPr>
           <w:sz w:val="20"/>
         </w:rPr>
-        <w:t>- Veuillez, s'il vous plaît, donner une valeur exacte ou estimée du montant à renseigner different de 9999 dans les champs s1046 à s10q57 pour commerçante de legumes. Le montant dépensé de L'entreprise commerçante de legumes pour l'achat de ces marchandises revendues en état, sans transformation ne peut être supérieur aux montants obtenus sur la revente de marchandises achetées et revendues en état au cours des 30 derniers jours ou durant le dernier mois où l'entreprise a fonctionné (s10q47 &gt; s10q46), prière de corriger. Le salaire qu'une personne de cette catégorie (10.62) a travaillé(e) dans cette entreprise commerçante de legumes est élevé ou faible. Prière de confirmer cette information avec le QG ou de corriger.</w:t>
+        <w:t>- Veuillez, s'il vous plaît, donner une valeur exacte ou estimée du montant à renseigner different de 9999 dans les champs s1046 à s10q57 pour commerçante de legumes. Le montant dépensé de L'entreprise commerçante de legumes pour l'achat de ces marchandises revendues en état, sans transformation ne peut être supérieur aux montants obtenus sur la revente de marchandises achetées et revendues en état au cours des 30 derniers jours ou durant le dernier mois où l'entreprise a fonctionné (s10q47 &gt; s10q46), prière de corriger.</w:t>
       </w:r>
     </w:p>
     <w:p>
@@ -3528,7 +3442,7 @@
               <w:rPr>
                 <w:sz w:val="14"/>
               </w:rPr>
-              <w:t>EQ30_enq3</w:t>
+              <w:t>EQ30_sup</w:t>
             </w:r>
           </w:p>
         </w:tc>
@@ -3554,7 +3468,7 @@
               <w:rPr>
                 <w:sz w:val="14"/>
               </w:rPr>
-              <w:t>Djibril SADIO</w:t>
+              <w:t>Baye Asse DIOP</w:t>
             </w:r>
           </w:p>
         </w:tc>
@@ -3682,6 +3596,27 @@
       </w:tr>
     </w:tbl>
     <w:p/>
+    <w:p>
+      <w:r>
+        <w:rPr>
+          <w:b/>
+          <w:color w:val="4672C4"/>
+          <w:sz w:val="22"/>
+        </w:rPr>
+        <w:t>&gt;&gt; Section0 - Identification et renseignements de controle</w:t>
+      </w:r>
+    </w:p>
+    <w:p>
+      <w:pPr>
+        <w:ind w:left="283"/>
+      </w:pPr>
+      <w:r>
+        <w:rPr>
+          <w:sz w:val="20"/>
+        </w:rPr>
+        <w:t>- Le questionnaire semble ne pas être complètement fini mais le questionnaire est en statut complet, prière de compléter le questionnaire.</w:t>
+      </w:r>
+    </w:p>
     <w:p>
       <w:r>
         <w:rPr>
@@ -3847,7 +3782,7 @@
         <w:rPr>
           <w:sz w:val="20"/>
         </w:rPr>
-        <w:t>- Attention ! Le prix unitaire d'achat (50 Fcfa) de Cube alimentaire (Maggi, Jumbo, ) en Cube (Petit) est relativement élevé par rapport aux autres prix observés dans cette zone. Prière de corriger ou de confirmer avec le QG. Attention ! Le prix unitaire d'achat (550 Fcfa) de Pâte d'arachide en Sachets (Petit) est relativement élevé par rapport aux autres prix observés dans cette zone. Prière de corriger ou de confirmer avec le QG. Avertissement!!! Le ménage a consommé 14 Boite (Autre que la boite/pot de tomate) Petit de Thé en sachet, cette quantité semble anormale pour une consommation des 7 derniers jours.Les ménages consomment géneralement en sachet ou en paquet, prière de corriger ou de confirmer avec le QG. Avertissement!!! Le ménage a consommé 14 Sachets Petit de Sucre en poudre , cette quantité semble anormale pour une consommation des 7 derniers jours.Prière de corriger ou de confirmer avec le QG. Incohérence!! Dans ce ménage, chaque individus consomme par jour 18.66725 Kg  de cereale; Prière de revoir les quantités prises de ces produits. Incohérence!! Dans ce ménage, chaque individus consomme par jour 18.66725 Kg  de cereale; Prière de revoir les quantités prises de ces produits. Le prix d'achat unitaire (1 Fcfa) de Ail en Gousse de taille Petit  est invraisemblable, prière de regarder les reponses prises dans les questions s07bq07a s07bq07b s07bq07c s07bq08 pour mieux corriger. Le prix d'achat unitaire (1 Fcfa) de Piment frais en Sachets de taille Petit  est invraisemblable, prière de regarder les reponses prises dans les questions s07bq07a s07bq07b s07bq07c s07bq08 pour mieux corriger.</w:t>
+        <w:t>- Attention ! Le prix unitaire d'achat (200 Fcfa) de Lait caillé en Sachets (Petit) est relativement élevé par rapport aux autres prix observés dans cette zone. Prière de corriger ou de confirmer avec le QG. Attention ! Le prix unitaire d'achat (50 Fcfa) de Cube alimentaire (Maggi, Jumbo, ) en Cube (Petit) est relativement élevé par rapport aux autres prix observés dans cette zone. Prière de corriger ou de confirmer avec le QG. Attention ! Le prix unitaire d'achat (550 Fcfa) de Pâte d'arachide en Sachets (Petit) est relativement élevé par rapport aux autres prix observés dans cette zone. Prière de corriger ou de confirmer avec le QG. Avertissement!!! Le ménage a consommé 14 Boite (Autre que la boite/pot de tomate) Petit de Thé en sachet, cette quantité semble anormale pour une consommation des 7 derniers jours.Les ménages consomment géneralement en sachet ou en paquet, prière de corriger ou de confirmer avec le QG. Avertissement!!! Le ménage a consommé 14 Sachets Petit de Sucre en poudre , cette quantité semble anormale pour une consommation des 7 derniers jours.Prière de corriger ou de confirmer avec le QG. Incohérence!! Dans ce ménage, chaque individus consomme par jour 30.27539 Kg  de cereale; Prière de revoir les quantités prises de ces produits. Incohérence!! Dans ce ménage, chaque individus consomme par jour 30.27539 Kg  de cereale; Prière de revoir les quantités prises de ces produits. Le prix d'achat unitaire (1 Fcfa) de Ail en Gousse de taille Petit  est invraisemblable, prière de regarder les reponses prises dans les questions s07bq07a s07bq07b s07bq07c s07bq08 pour mieux corriger. Attention ! Le prix unitaire d'achat (1 Fcfa) de Ail en Gousse (Petit) est relativement faible par rapport aux autres prix observés dans cette zone. Prière de corriger ou de confirmer avec le QG. Le prix d'achat unitaire (1 Fcfa) de Piment frais en Sachets de taille Petit  est invraisemblable, prière de regarder les reponses prises dans les questions s07bq07a s07bq07b s07bq07c s07bq08 pour mieux corriger.</w:t>
       </w:r>
     </w:p>
     <w:p>
@@ -3889,7 +3824,7 @@
         <w:rPr>
           <w:sz w:val="20"/>
         </w:rPr>
-        <w:t>- Avertissement!!! Le prix d'achat (45000) de l'article  Moto/Vélomoteur/Tricycle à moteur est inférieur aux prix de revente (300000)  avec l'âge du bien atteignant 5 ans. Prière de vérifier ou confirmer avec l'enquêté et mettre les bonnes valeurs après verification, s'il le faut. Attention ! Moto/Vélomoteur/Tricycle à moteur a été achété à 45000 Fcfa est relativement faible par rapport aux autres prix d'achat observés dans cette zone. Prière de corriger ou de confirmer avec le QG.</w:t>
+        <w:t>- Avertissement!!! Le prix d'achat (45000) de l'article  Moto/Vélomoteur/Tricycle à moteur est inférieur aux prix de revente (300000)  avec l'âge du bien atteignant 5 ans. Prière de vérifier ou confirmer avec l'enquêté et mettre les bonnes valeurs après verification, s'il le faut.</w:t>
       </w:r>
     </w:p>
     <w:p>
@@ -4095,7 +4030,7 @@
               <w:rPr>
                 <w:sz w:val="14"/>
               </w:rPr>
-              <w:t>EQ30_enq1</w:t>
+              <w:t>EQ30_sup</w:t>
             </w:r>
           </w:p>
         </w:tc>
@@ -4121,7 +4056,7 @@
               <w:rPr>
                 <w:sz w:val="14"/>
               </w:rPr>
-              <w:t>Assane COULIBALY</w:t>
+              <w:t>Baye Asse DIOP</w:t>
             </w:r>
           </w:p>
         </w:tc>
@@ -4390,9 +4325,7 @@
         <w:rPr>
           <w:sz w:val="20"/>
         </w:rPr>
-        <w:t xml:space="preserve">- || Attention ! Le nombre de jours que Boubacar Ba a travaillés par mois semble être inférieur à 15. Veuillez, s'il vous plaît, confirmer cette information. </w:t>
-        <w:br/>
-        <w:t>- Avertissement!!! Bineta Ba enquêté dans l'emploi principale n'a pas declaré son salaire prière de fournir plus d'effort pour lui demander son salire, vous pouvez utiliser des stratégies pour faire une estimation ou demander des conseils au QG. Avertissement!!! Bineta Ba enquêté dans l'emploi principale n'a pas declaré son revenu prière de fournir plus d'effort pour lui demander son revenu, vous pouvez utiliser des stratégies pour faire une estimation ou demander des conseils au QG.</w:t>
+        <w:t>- || Avertissement!!! Bineta Ba enquêté dans l'emploi principale n'a pas declaré son salaire prière de fournir plus d'effort pour lui demander son salire, vous pouvez utiliser des stratégies pour faire une estimation ou demander des conseils au QG. Avertissement!!! Bineta Ba enquêté dans l'emploi principale n'a pas declaré son revenu prière de fournir plus d'effort pour lui demander son revenu, vous pouvez utiliser des stratégies pour faire une estimation ou demander des conseils au QG.</w:t>
       </w:r>
     </w:p>
     <w:p>
@@ -4413,7 +4346,7 @@
         <w:rPr>
           <w:sz w:val="20"/>
         </w:rPr>
-        <w:t>- Attention ! Le prix unitaire d'achat (500 Fcfa) de Poivre en Sachets (Petit) est relativement élevé par rapport aux autres prix observés dans cette zone. Prière de corriger ou de confirmer avec le QG. Avertissement!! La quantité (5.12 litre) du produit Huile de soja  consommée  par le ménage semble très élevé, prière de corriger ou confirmer avec le QG. Incohérence!! Dans ce ménage, chaque individus consomme par jour 26.47314 Kg  de cereale; Prière de revoir les quantités prises de ces produits.</w:t>
+        <w:t>- Attention ! Le prix unitaire d'achat (1000 Fcfa) de Oignon frais en Kg (taille unique) est relativement élevé par rapport aux autres prix observés dans cette zone. Prière de corriger ou de confirmer avec le QG. Attention ! Le prix unitaire d'achat (200 Fcfa) de Aubergine sauvage  en Tas (Petit) est relativement élevé par rapport aux autres prix observés dans cette zone. Prière de corriger ou de confirmer avec le QG. Attention ! Le prix unitaire d'achat (50 Fcfa) de Sel en Sachets (Petit) est relativement faible par rapport aux autres prix observés dans cette zone. Prière de corriger ou de confirmer avec le QG. Avertissement!! La quantité (5.12 litre) du produit Huile de soja  consommée  par le ménage semble très élevé, prière de corriger ou confirmer avec le QG. Incohérence!! Dans ce ménage, chaque individus consomme par jour 45.79815 Kg  de cereale; Prière de revoir les quantités prises de ces produits.</w:t>
       </w:r>
     </w:p>
     <w:p>
@@ -4520,7 +4453,7 @@
         <w:rPr>
           <w:sz w:val="20"/>
         </w:rPr>
-        <w:t>- Le moyen que le ménage utilise pour se débarrasser des excréments hors de la concession est jamais pleine et semble exister dans les modalités, prière de prendre attache avec le QG pour plus d'explication afin de la classer bien.</w:t>
+        <w:t>- Le moyen que le ménage utilise pour se débarrasser des excréments hors de la concession est pas de moyens utilises pour se debarrasser des excrements hors du menagecar fosse septique jamais pleine. et semble exister dans les modalités, prière de prendre attache avec le QG pour plus d'explication afin de la classer bien.</w:t>
       </w:r>
     </w:p>
     <w:p>
@@ -4583,9 +4516,9 @@
         <w:rPr>
           <w:sz w:val="20"/>
         </w:rPr>
-        <w:t xml:space="preserve">- Avertissement!! Le champs a comme nom (1 champs) qui ne semble pas être un bon nom ou contient des lettres, prière de mettre le vrai nom du champs. Avertissement!! La parcelle a comme nom (1 arachide) qui ne semble pas être un bon nom ou contient des lettres, prière de mettre le vrai nom de la parcelle. Le document légal (titre, acte, certificat etc. ) qui affirme votre possession de la parcelle 1 arachide est  et semble exister dans les modalités, prière de prendre attache avec le QG pour plus d'explication afin de la classer bien. </w:t>
+        <w:t xml:space="preserve">- Avertissement!! Le champs a comme nom (1 champs Mariama Ba) qui ne semble pas être un bon nom ou contient des lettres, prière de mettre le vrai nom du champs. Avertissement!! La parcelle a comme nom (1 arachide) qui ne semble pas être un bon nom ou contient des lettres, prière de mettre le vrai nom de la parcelle. Le document légal (titre, acte, certificat etc. ) qui affirme votre possession de la parcelle 1 arachide est  et semble exister dans les modalités, prière de prendre attache avec le QG pour plus d'explication afin de la classer bien. </w:t>
         <w:br/>
-        <w:t>- Avertissement!! Le champs a comme nom (1 champs) qui ne semble pas être un bon nom ou contient des lettres, prière de mettre le vrai nom du champs. Avertissement!! La parcelle a comme nom (1 arachide) qui ne semble pas être un bon nom ou contient des lettres, prière de mettre le vrai nom de la parcelle. Le document légal (titre, acte, certificat etc. ) qui affirme votre possession de la parcelle 1 arachide est  et semble exister dans les modalités, prière de prendre attache avec le QG pour plus d'explication afin de la classer bien.</w:t>
+        <w:t>- Avertissement!! Le champs a comme nom (1 champs Mariama Ba) qui ne semble pas être un bon nom ou contient des lettres, prière de mettre le vrai nom du champs. Avertissement!! La parcelle a comme nom (1 arachide) qui ne semble pas être un bon nom ou contient des lettres, prière de mettre le vrai nom de la parcelle. Le document légal (titre, acte, certificat etc. ) qui affirme votre possession de la parcelle 1 arachide est  et semble exister dans les modalités, prière de prendre attache avec le QG pour plus d'explication afin de la classer bien.</w:t>
       </w:r>
     </w:p>
     <w:p>
@@ -4770,7 +4703,7 @@
               <w:rPr>
                 <w:sz w:val="14"/>
               </w:rPr>
-              <w:t>EQ30_enq1</w:t>
+              <w:t>EQ30_sup</w:t>
             </w:r>
           </w:p>
         </w:tc>
@@ -4796,7 +4729,7 @@
               <w:rPr>
                 <w:sz w:val="14"/>
               </w:rPr>
-              <w:t>Assane COULIBALY</w:t>
+              <w:t>Baye Asse DIOP</w:t>
             </w:r>
           </w:p>
         </w:tc>
@@ -4952,31 +4885,6 @@
           <w:color w:val="4672C4"/>
           <w:sz w:val="22"/>
         </w:rPr>
-        <w:t>&gt;&gt; Section1 - Caracteristiques des membres</w:t>
-      </w:r>
-    </w:p>
-    <w:p>
-      <w:pPr>
-        <w:ind w:left="283"/>
-      </w:pPr>
-      <w:r>
-        <w:rPr>
-          <w:sz w:val="20"/>
-        </w:rPr>
-        <w:t xml:space="preserve">- Attention ! Vous avez déclaré en s01q00 que le répondant est la personne elle-même, or dieynaba ba est trop jeune (5 ans) pour fournir des informations correctes. Prière de refaire la section 1 pour dieynaba ba en demandant à un adulte de répondre aux questions à sa place. </w:t>
-        <w:br/>
-        <w:t xml:space="preserve">- Attention ! Vous avez déclaré en s01q00 que le répondant est la personne elle-même, or kadidia ba est trop jeune (9 ans) pour fournir des informations correctes. Prière de refaire la section 1 pour kadidia ba en demandant à un adulte de répondre aux questions à sa place. </w:t>
-        <w:br/>
-        <w:t>- Avertissement!! L'âge (16) ans du premier mariage de oumar ba semble incoherent. Prière de vérifier cette information auprès de l'enquêté et de corriger si nécessaire.</w:t>
-      </w:r>
-    </w:p>
-    <w:p>
-      <w:r>
-        <w:rPr>
-          <w:b/>
-          <w:color w:val="4672C4"/>
-          <w:sz w:val="22"/>
-        </w:rPr>
         <w:t>&gt;&gt; Section2 - Education</w:t>
       </w:r>
     </w:p>
@@ -4988,7 +4896,7 @@
         <w:rPr>
           <w:sz w:val="20"/>
         </w:rPr>
-        <w:t xml:space="preserve">- Peu probable! daouda ba  n'arrive pas  à comprendre un petit texte lu dans une langue locale (s02q03). Veuillez corriger ou donner des explications au QG. Attention ! Le frais de scolarité (500 Fcfa) de daouda ba en 4ème année de Primaire est relativement faible par rapport aux autres frais de scolarités observés dans cette zone. Prière de corriger ou de confirmer avec le QG. </w:t>
+        <w:t xml:space="preserve">- Peu probable! daouda ba  n'arrive pas  à comprendre un petit texte lu dans une langue locale (s02q03). Veuillez corriger ou donner des explications au QG. Montant de bourse de daouda ba à vérifier. </w:t>
         <w:br/>
         <w:t xml:space="preserve">- Peu probable! dieynaba ba  n'arrive pas  à comprendre un petit texte lu dans une langue locale (s02q03). Veuillez corriger ou donner des explications au QG. Peu probable! dieynaba ba  ne sait ni lire, ni écrire, ni comprendre dans aucune des langues  (s02q01,s02q02,s02q03). Veuillez corriger ou donner des explications au QG. </w:t>
         <w:br/>
@@ -5046,9 +4954,7 @@
         <w:rPr>
           <w:sz w:val="20"/>
         </w:rPr>
-        <w:t xml:space="preserve">- || Attention ! Le nombre de jours que maimouna diallo a travaillés par mois semble être inférieur à 15. Veuillez, s'il vous plaît, confirmer cette information. </w:t>
-        <w:br/>
-        <w:t>- Nombre de mois exercé par daouda ba dans l'emploi au cours des 12 derniers mois semble faible, veuillez corriger s'il vous plait ou comfirmer avec le QG. Attention ! Le nombre de jours que daouda ba a travaillés par mois semble être inférieur à 15. Veuillez, s'il vous plaît, confirmer cette information.</w:t>
+        <w:t>- || Nombre de mois exercé par daouda ba dans l'emploi au cours des 12 derniers mois semble faible, veuillez corriger s'il vous plait ou comfirmer avec le QG. Attention ! Le nombre de jours que daouda ba a travaillés par mois semble être inférieur à 15. Veuillez, s'il vous plaît, confirmer cette information.</w:t>
       </w:r>
     </w:p>
     <w:p>
@@ -5069,7 +4975,7 @@
         <w:rPr>
           <w:sz w:val="20"/>
         </w:rPr>
-        <w:t>- Attention ! Le prix unitaire d'achat (175 Fcfa) de Sucre en poudre  en Sachets (Petit) est relativement élevé par rapport aux autres prix observés dans cette zone. Prière de corriger ou de confirmer avec le QG. Incohérence!! Dans ce ménage, chaque individus consomme par jour 31.05952 Kg  de cereale; Prière de revoir les quantités prises de ces produits. Incohérence!! Dans ce ménage, chaque individus consomme par jour 31.05952 Kg  de cereale; Prière de revoir les quantités prises de ces produits.</w:t>
+        <w:t>- Attention ! Le prix unitaire d'achat (175 Fcfa) de Sucre en poudre  en Sachets (Petit) est relativement élevé par rapport aux autres prix observés dans cette zone. Prière de corriger ou de confirmer avec le QG. Incohérence!! Dans ce ménage, chaque individus consomme par jour 50.13889 Kg  de cereale; Prière de revoir les quantités prises de ces produits. Incohérence!! Dans ce ménage, chaque individus consomme par jour 50.13889 Kg  de cereale; Prière de revoir les quantités prises de ces produits.</w:t>
       </w:r>
     </w:p>
     <w:p>
@@ -5195,9 +5101,9 @@
         <w:rPr>
           <w:sz w:val="20"/>
         </w:rPr>
-        <w:t xml:space="preserve">- Avertissement!! Le champs a comme nom (1) qui ne semble pas être un bon nom ou contient des lettres, prière de mettre le vrai nom du champs. Avertissement!! La parcelle a comme nom (1arachide) qui ne semble pas être un bon nom ou contient des lettres, prière de mettre le vrai nom de la parcelle. Attention ! Vous avez déclaré en s16Aq04 que le répondant est harissou ba qui a (81 ans), Il est trop jeune ou vieux pour fournir des informations correctes concernant cette section. Prière de refaire la section 16. </w:t>
+        <w:t xml:space="preserve">- Avertissement!! Le champs a comme nom (1 champs Harissou Ba) qui ne semble pas être un bon nom ou contient des lettres, prière de mettre le vrai nom du champs. Avertissement!! La parcelle a comme nom (1arachide) qui ne semble pas être un bon nom ou contient des lettres, prière de mettre le vrai nom de la parcelle. Attention ! Vous avez déclaré en s16Aq04 que le répondant est harissou ba qui a (81 ans), Il est trop jeune ou vieux pour fournir des informations correctes concernant cette section. Prière de refaire la section 16. </w:t>
         <w:br/>
-        <w:t>- Avertissement!! Le champs a comme nom (1) qui ne semble pas être un bon nom ou contient des lettres, prière de mettre le vrai nom du champs. Avertissement!! La parcelle a comme nom (1arachide) qui ne semble pas être un bon nom ou contient des lettres, prière de mettre le vrai nom de la parcelle. Attention ! Vous avez déclaré en s16Aq04 que le répondant est harissou ba qui a (81 ans), Il est trop jeune ou vieux pour fournir des informations correctes concernant cette section. Prière de refaire la section 16.</w:t>
+        <w:t>- Avertissement!! Le champs a comme nom (1 champs Harissou Ba) qui ne semble pas être un bon nom ou contient des lettres, prière de mettre le vrai nom du champs. Avertissement!! La parcelle a comme nom (1arachide) qui ne semble pas être un bon nom ou contient des lettres, prière de mettre le vrai nom de la parcelle. Attention ! Vous avez déclaré en s16Aq04 que le répondant est harissou ba qui a (81 ans), Il est trop jeune ou vieux pour fournir des informations correctes concernant cette section. Prière de refaire la section 16.</w:t>
       </w:r>
     </w:p>
     <w:p>
@@ -5407,7 +5313,7 @@
               <w:rPr>
                 <w:sz w:val="14"/>
               </w:rPr>
-              <w:t>EQ30_enq1</w:t>
+              <w:t>EQ30_sup</w:t>
             </w:r>
           </w:p>
         </w:tc>
@@ -5433,7 +5339,7 @@
               <w:rPr>
                 <w:sz w:val="14"/>
               </w:rPr>
-              <w:t>Assane COULIBALY</w:t>
+              <w:t>Baye Asse DIOP</w:t>
             </w:r>
           </w:p>
         </w:tc>
@@ -6179,27 +6085,6 @@
           <w:color w:val="4672C4"/>
           <w:sz w:val="22"/>
         </w:rPr>
-        <w:t>&gt;&gt; Section0 - Identification et renseignements de controle</w:t>
-      </w:r>
-    </w:p>
-    <w:p>
-      <w:pPr>
-        <w:ind w:left="283"/>
-      </w:pPr>
-      <w:r>
-        <w:rPr>
-          <w:sz w:val="20"/>
-        </w:rPr>
-        <w:t>- Le questionnaire semble ne pas être complètement fini mais le questionnaire est en statut complet, prière de compléter le questionnaire.</w:t>
-      </w:r>
-    </w:p>
-    <w:p>
-      <w:r>
-        <w:rPr>
-          <w:b/>
-          <w:color w:val="4672C4"/>
-          <w:sz w:val="22"/>
-        </w:rPr>
         <w:t>&gt;&gt; Section1 - Caracteristiques des membres</w:t>
       </w:r>
     </w:p>
@@ -6211,7 +6096,7 @@
         <w:rPr>
           <w:sz w:val="20"/>
         </w:rPr>
-        <w:t>- Incoherence! SINA SIGNATÉ dispose d'un téléphone portable à s01q39, donc la raison évoquée ne peut pas être (ne dispose pas d'appareil). Attention ! Le montant (10000 Fcfa) dépensé ou reçu en cadeau pour les cartes prépayées, les transferts de crédit et les abonnements de  SINA SIGNATÉ est relativement élevé par rapport aux autres montants depansés observés dans cette zone. Prière de corriger ou de confirmer avec le QG.</w:t>
+        <w:t>- Attention ! Le montant (10000 Fcfa) dépensé ou reçu en cadeau pour les cartes prépayées, les transferts de crédit et les abonnements de  SINA SIGNATÉ est relativement élevé par rapport aux autres montants depansés observés dans cette zone. Prière de corriger ou de confirmer avec le QG.</w:t>
       </w:r>
     </w:p>
     <w:p>
@@ -6317,7 +6202,7 @@
         <w:rPr>
           <w:sz w:val="20"/>
         </w:rPr>
-        <w:t xml:space="preserve">- Nombre de mois exercé par Adama Camara dans l'emploi au cours des 12 derniers mois semble faible, veuillez corriger s'il vous plait ou comfirmer avec le QG. Avertissement!!! Adama Camara enquêté dans l'emploi principale n'a pas declaré son salaire prière de fournir plus d'effort pour lui demander son salire, vous pouvez utiliser des stratégies pour faire une estimation ou demander des conseils au QG. Avertissement!!! Adama Camara enquêté dans l'emploi principale n'a pas declaré son revenu prière de fournir plus d'effort pour lui demander son revenu, vous pouvez utiliser des stratégies pour faire une estimation ou demander des conseils au QG. </w:t>
+        <w:t xml:space="preserve">- Nombre de mois exercé par Adama Camara dans l'emploi au cours des 12 derniers mois semble faible, veuillez corriger s'il vous plait ou comfirmer avec le QG. </w:t>
         <w:br/>
         <w:t>- Prière de changer la branche d'activité SINA SIGNATÉ, les cultivateurs dont leurs cultures est principalement destiné à la consommation du ménage sont des (Agriculteurs, subsistances) et ceux qui le font avec l'élevage sont des (Agriculteurs et eleveurs, subsistances).</w:t>
       </w:r>
@@ -6363,7 +6248,7 @@
         <w:rPr>
           <w:sz w:val="20"/>
         </w:rPr>
-        <w:t>- Attention ! Le prix unitaire d'achat (100 Fcfa) de Poivre en Sachets (Petit) est relativement élevé par rapport aux autres prix observés dans cette zone. Prière de corriger ou de confirmer avec le QG. Attention ! Le prix unitaire d'achat (200 Fcfa) de Lait en poudre en Sachets industriel (Petit) est relativement élevé par rapport aux autres prix observés dans cette zone. Prière de corriger ou de confirmer avec le QG. Attention ! Le prix unitaire d'achat (500 Fcfa) de Gombo frais en Tas (Petit) est relativement élevé par rapport aux autres prix observés dans cette zone. Prière de corriger ou de confirmer avec le QG. Avertissement!! La quantité (5 litre) du produit Huile de soja  consommée  par le ménage semble très élevé, prière de corriger ou confirmer avec le QG. Avertissement!!! Le ménage a consommé 6 Boite (Autre que la boite/pot de tomate) Petit de Thé en sachet, cette quantité semble anormale pour une consommation des 7 derniers jours.Les ménages consomment géneralement en sachet ou en paquet, prière de corriger ou de confirmer avec le QG. Incohérence!! Dans ce ménage, chaque individus consomme par jour 18.40454 Kg  de cereale; Prière de revoir les quantités prises de ces produits. Incohérence!! Dans ce ménage, chaque individus consomme par jour 18.40454 Kg  de cereale; Prière de revoir les quantités prises de ces produits.</w:t>
+        <w:t>- Attention ! Le prix unitaire d'achat (100 Fcfa) de Poivre en Sachets (Petit) est relativement élevé par rapport aux autres prix observés dans cette zone. Prière de corriger ou de confirmer avec le QG. Attention ! Le prix unitaire d'achat (200 Fcfa) de Lait en poudre en Sachets industriel (Petit) est relativement élevé par rapport aux autres prix observés dans cette zone. Prière de corriger ou de confirmer avec le QG. Attention ! Le prix unitaire d'achat (500 Fcfa) de Gombo frais en Tas (Petit) est relativement élevé par rapport aux autres prix observés dans cette zone. Prière de corriger ou de confirmer avec le QG. Avertissement!! La quantité (5 litre) du produit Huile de soja  consommée  par le ménage semble très élevé, prière de corriger ou confirmer avec le QG. Avertissement!!! Le ménage a consommé 6 Boite (Autre que la boite/pot de tomate) Petit de Thé en sachet, cette quantité semble anormale pour une consommation des 7 derniers jours.Les ménages consomment géneralement en sachet ou en paquet, prière de corriger ou de confirmer avec le QG.</w:t>
       </w:r>
     </w:p>
     <w:p>
@@ -6493,7 +6378,7 @@
         <w:rPr>
           <w:sz w:val="20"/>
         </w:rPr>
-        <w:t xml:space="preserve">- Attention ! Hache-Paille a été achété à 3000 Fcfa est relativement élevé par rapport aux autres prix d'achat observés dans cette zone. Prière de corriger ou de confirmer avec le QG. Attention ! Hache-Paille a été revendu à 3000 Fcfa qui est relativement élevé par rapport aux autres prix de revente observés dans cette zone. Prière de corriger ou de confirmer avec le QG. </w:t>
+        <w:t xml:space="preserve">- Attention ! Hache-Paille a été revendu à 3000 Fcfa qui est relativement élevé par rapport aux autres prix de revente observés dans cette zone. Prière de corriger ou de confirmer avec le QG. </w:t>
         <w:br/>
         <w:t xml:space="preserve">- Attention ! Hache/pioche a été achété à 15000 Fcfa est relativement élevé par rapport aux autres prix d'achat observés dans cette zone. Prière de corriger ou de confirmer avec le QG. Attention ! Hache/pioche a été revendu à 15000 Fcfa qui est relativement élevé par rapport aux autres prix de revente observés dans cette zone. Prière de corriger ou de confirmer avec le QG. </w:t>
         <w:br/>
@@ -6822,48 +6707,6 @@
           <w:color w:val="4672C4"/>
           <w:sz w:val="22"/>
         </w:rPr>
-        <w:t>&gt;&gt; Section0 - Identification et renseignements de controle</w:t>
-      </w:r>
-    </w:p>
-    <w:p>
-      <w:pPr>
-        <w:ind w:left="283"/>
-      </w:pPr>
-      <w:r>
-        <w:rPr>
-          <w:sz w:val="20"/>
-        </w:rPr>
-        <w:t>- Le questionnaire semble ne pas être complètement fini mais le questionnaire est en statut complet, prière de compléter le questionnaire.</w:t>
-      </w:r>
-    </w:p>
-    <w:p>
-      <w:r>
-        <w:rPr>
-          <w:b/>
-          <w:color w:val="4672C4"/>
-          <w:sz w:val="22"/>
-        </w:rPr>
-        <w:t>&gt;&gt; Section1 - Caracteristiques des membres</w:t>
-      </w:r>
-    </w:p>
-    <w:p>
-      <w:pPr>
-        <w:ind w:left="283"/>
-      </w:pPr>
-      <w:r>
-        <w:rPr>
-          <w:sz w:val="20"/>
-        </w:rPr>
-        <w:t>- Attention ! Vous avez déclaré en s01q00 que le répondant est la personne elle-même, or Yoro Foula Diallo est trop jeune (6 ans) pour fournir des informations correctes. Prière de refaire la section 1 pour Yoro Foula Diallo en demandant à un adulte de répondre aux questions à sa place.</w:t>
-      </w:r>
-    </w:p>
-    <w:p>
-      <w:r>
-        <w:rPr>
-          <w:b/>
-          <w:color w:val="4672C4"/>
-          <w:sz w:val="22"/>
-        </w:rPr>
         <w:t>&gt;&gt; Section2 - Education</w:t>
       </w:r>
     </w:p>
@@ -6925,7 +6768,7 @@
         <w:rPr>
           <w:sz w:val="20"/>
         </w:rPr>
-        <w:t>- Attention ! Le prix unitaire d'achat (200 Fcfa) de Piment séché en Sachets (Tres petit) est relativement élevé par rapport aux autres prix observés dans cette zone. Prière de corriger ou de confirmer avec le QG. Attention ! Le prix unitaire d'achat (25 Fcfa) de Cube alimentaire (Maggi, Jumbo, ) en Cube (Petit) est relativement faible par rapport aux autres prix observés dans cette zone. Prière de corriger ou de confirmer avec le QG. Avertissement!! Les quantités du Thé en feuille consommées en Sachets industriel semble incoherent car les ménages consomment géneralement en sachet ou en paquet, prière de corriger ou confirmer avec le QG. Avertissement!!! Le ménage a consommé 10 Cuillère Moyen de Pâte d'arachide, cette quantité semble anormale pour une consommation des 7 derniers jours. Etes vous sur d'avoir selectionner la bonne unitée ? prière de verifier et corriger. Avertissement!!! Le ménage a consommé 3 Paquet Petit de Thé en sachet, cette quantité semble anormale pour une consommation des 7 derniers jours.Prière de corriger ou de confirmer avec le QG. Avertissement!! le prix unitaire (100 Fcfa) de Thé en sachet (unité: Paquet) de taille Petit est très faible ou élevé. Prière de corriger ou de confirmer avec le QG. Incohérence!! Dans ce ménage, chaque individus consomme par jour 46.93543 Kg  de cereale; Prière de revoir les quantités prises de ces produits. Incohérence!! Dans ce ménage, chaque individus consomme par jour 46.93543 Kg  de cereale; Prière de revoir les quantités prises de ces produits.</w:t>
+        <w:t>- Attention ! Le prix unitaire d'achat (50 Fcfa) de Ail en Gousse (Petit) est relativement faible par rapport aux autres prix observés dans cette zone. Prière de corriger ou de confirmer avec le QG. Attention ! Le prix unitaire d'achat (50 Fcfa) de Cube alimentaire (Maggi, Jumbo, ) en Cube (Petit) est relativement élevé par rapport aux autres prix observés dans cette zone. Prière de corriger ou de confirmer avec le QG. Avertissement!! Les quantités du Thé en feuille consommées en Sachets industriel semble incoherent car les ménages consomment géneralement en sachet ou en paquet, prière de corriger ou confirmer avec le QG. Avertissement!!! Le ménage a consommé 10 Cuillère Moyen de Pâte d'arachide, cette quantité semble anormale pour une consommation des 7 derniers jours. Etes vous sur d'avoir selectionner la bonne unitée ? prière de verifier et corriger. Avertissement!!! Le ménage a consommé 3 Paquet Petit de Thé en sachet, cette quantité semble anormale pour une consommation des 7 derniers jours.Prière de corriger ou de confirmer avec le QG. Avertissement!! le prix unitaire (100 Fcfa) de Thé en sachet (unité: Paquet) de taille Petit est très faible ou élevé. Prière de corriger ou de confirmer avec le QG. Incohérence!! Dans ce ménage, chaque individus consomme par jour 1.742857 Kg  de cereale; Prière de revoir les quantités prises de ces produits. Incohérence!! Dans ce ménage, chaque individus consomme par jour 1.742857 Kg  de cereale; Prière de revoir les quantités prises de ces produits.</w:t>
       </w:r>
     </w:p>
     <w:p>
@@ -6947,27 +6790,6 @@
           <w:sz w:val="20"/>
         </w:rPr>
         <w:t>- Il est difficile d'avoir un ménage qui n'a effectué aucune des dépenses mentionnées au cours de 7 derniers jours, prière de revoir la section 9B pour ce ménage.</w:t>
-      </w:r>
-    </w:p>
-    <w:p>
-      <w:r>
-        <w:rPr>
-          <w:b/>
-          <w:color w:val="4672C4"/>
-          <w:sz w:val="22"/>
-        </w:rPr>
-        <w:t>&gt;&gt; Section9c - Depenses non-alimentaires - 30 jours</w:t>
-      </w:r>
-    </w:p>
-    <w:p>
-      <w:pPr>
-        <w:ind w:left="283"/>
-      </w:pPr>
-      <w:r>
-        <w:rPr>
-          <w:sz w:val="20"/>
-        </w:rPr>
-        <w:t>- Peu plausible! le montant de la dépense pour Charbon de bois/Charbon minéral semble faible. Veuillez, s'il vous plaît, confirmer cette information avec le QG ou la corriger.</w:t>
       </w:r>
     </w:p>
     <w:p>
@@ -7334,27 +7156,6 @@
           <w:color w:val="4672C4"/>
           <w:sz w:val="22"/>
         </w:rPr>
-        <w:t>&gt;&gt; Section0 - Identification et renseignements de controle</w:t>
-      </w:r>
-    </w:p>
-    <w:p>
-      <w:pPr>
-        <w:ind w:left="283"/>
-      </w:pPr>
-      <w:r>
-        <w:rPr>
-          <w:sz w:val="20"/>
-        </w:rPr>
-        <w:t>- Le questionnaire semble ne pas être complètement fini mais le questionnaire est en statut complet, prière de compléter le questionnaire.</w:t>
-      </w:r>
-    </w:p>
-    <w:p>
-      <w:r>
-        <w:rPr>
-          <w:b/>
-          <w:color w:val="4672C4"/>
-          <w:sz w:val="22"/>
-        </w:rPr>
         <w:t>&gt;&gt; Section1 - Caracteristiques des membres</w:t>
       </w:r>
     </w:p>
@@ -7366,7 +7167,7 @@
         <w:rPr>
           <w:sz w:val="20"/>
         </w:rPr>
-        <w:t xml:space="preserve">- Attention ! Le montant (7500 Fcfa) dépensé ou reçu en cadeau pour les cartes prépayées, les transferts de crédit et les abonnements de  Elhadji Mamadou Aliou Ba est relativement élevé par rapport aux autres montants depansés observés dans cette zone. Prière de corriger ou de confirmer avec le QG. Attention ! Le montant (7500 Fcfa) dépensé ou reçu en cadeau pour les recharges internet ou de forfaits de données mobiles(hors appels vocaux), aucours des 30 derniers jours de  Elhadji Mamadou Aliou Ba est relativement élevé par rapport aux autres montants depansés observés dans cette zone. Prière de corriger ou de confirmer avec le QG. </w:t>
+        <w:t xml:space="preserve">- Attention ! Le montant (7500 Fcfa) dépensé ou reçu en cadeau pour les cartes prépayées, les transferts de crédit et les abonnements de  Elhadji Mamadou Aliou Ba est relativement élevé par rapport aux autres montants depansés observés dans cette zone. Prière de corriger ou de confirmer avec le QG. </w:t>
         <w:br/>
         <w:t>- Incoherence! Bineta Diallo dispose d'un téléphone portable à s01q39, donc la raison évoquée ne peut pas être (ne dispose pas d'appareil).</w:t>
       </w:r>
@@ -7391,7 +7192,7 @@
         </w:rPr>
         <w:t xml:space="preserve">- Peu probable! Bineta Diallo  n'arrive pas  à comprendre un petit texte lu dans une langue locale (s02q03). Veuillez corriger ou donner des explications au QG. </w:t>
         <w:br/>
-        <w:t xml:space="preserve">- Peu probable! Daouda Ba  n'arrive pas  à comprendre un petit texte lu dans une langue locale (s02q03). Veuillez corriger ou donner des explications au QG. Attention ! Le frais de scolarité (500 Fcfa) de Daouda Ba en 5ème année de Primaire est relativement faible par rapport aux autres frais de scolarités observés dans cette zone. Prière de corriger ou de confirmer avec le QG. </w:t>
+        <w:t xml:space="preserve">- Peu probable! Daouda Ba  n'arrive pas  à comprendre un petit texte lu dans une langue locale (s02q03). Veuillez corriger ou donner des explications au QG. </w:t>
         <w:br/>
         <w:t xml:space="preserve">- Peu probable! Elhadji Mamadou Aliou Ba  n'arrive pas  à comprendre un petit texte lu dans une langue locale (s02q03). Veuillez corriger ou donner des explications au QG. Peu probable! Elhadji Mamadou Aliou Ba  ne sait ni lire, ni écrire, ni comprendre dans aucune des langues  (s02q01,s02q02,s02q03). Veuillez corriger ou donner des explications au QG. </w:t>
         <w:br/>
@@ -7424,9 +7225,7 @@
         <w:br/>
         <w:t xml:space="preserve">-  Incoherent! Mariama Diallo Bénéficie de CMU et les actes couverts sont différents de tiers payant. </w:t>
         <w:br/>
-        <w:t xml:space="preserve">-  Incoherent! Youssouph Ba Bénéficie de CMU et les actes couverts sont différents de tiers payant. </w:t>
-        <w:br/>
-        <w:t>- Le montant(100 FCFA) des frais d'examens médicaux et des soins de Bineta Diallo semble trop faible ou élevé, veuillez revoir ce montant.</w:t>
+        <w:t>-  Incoherent! Youssouph Ba Bénéficie de CMU et les actes couverts sont différents de tiers payant.</w:t>
       </w:r>
     </w:p>
     <w:p>
@@ -7493,7 +7292,7 @@
         <w:rPr>
           <w:sz w:val="20"/>
         </w:rPr>
-        <w:t>- Attention ! Le prix unitaire d'achat (1750 Fcfa) de Viande de bœuf: côte, entrecôte, bifteck en Tas (Moyen) est relativement faible par rapport aux autres prix observés dans cette zone. Prière de corriger ou de confirmer avec le QG. Attention ! Le prix unitaire d'achat (50 Fcfa) de Carotte en Pièce (Petit) est relativement faible par rapport aux autres prix observés dans cette zone. Prière de corriger ou de confirmer avec le QG. Attention ! Le prix unitaire d'achat (75 Fcfa) de Concentré de tomate en Sachets industriel (Petit) est relativement faible par rapport aux autres prix observés dans cette zone. Prière de corriger ou de confirmer avec le QG. Avertissement!!! Le ménage a consommé 7 Boite (Autre que la boite/pot de tomate) Petit de Thé en sachet, cette quantité semble anormale pour une consommation des 7 derniers jours.Les ménages consomment géneralement en sachet ou en paquet, prière de corriger ou de confirmer avec le QG. Incohérence!! Dans ce ménage, chaque individus consomme par jour 35.65047 Kg  de cereale; Prière de revoir les quantités prises de ces produits. Incohérence!! Dans ce ménage, chaque individus consomme par jour 35.65047 Kg  de cereale; Prière de revoir les quantités prises de ces produits. Incohérence!! Dans ce ménage, chaque individus consomme par jour 35.65047 Kg  de cereale; Prière de revoir les quantités prises de ces produits.</w:t>
+        <w:t>- Attention ! Le prix unitaire d'achat (1750 Fcfa) de Viande de bœuf: côte, entrecôte, bifteck en Tas (Moyen) est relativement faible par rapport aux autres prix observés dans cette zone. Prière de corriger ou de confirmer avec le QG. Attention ! Le prix unitaire d'achat (50 Fcfa) de Carotte en Pièce (Petit) est relativement faible par rapport aux autres prix observés dans cette zone. Prière de corriger ou de confirmer avec le QG. Attention ! Le prix unitaire d'achat (50 Fcfa) de Sel en Sachets (Petit) est relativement faible par rapport aux autres prix observés dans cette zone. Prière de corriger ou de confirmer avec le QG. Avertissement!!! Le ménage a consommé 7 Paquet Petit de Thé en sachet, cette quantité semble anormale pour une consommation des 7 derniers jours.Prière de corriger ou de confirmer avec le QG. Avertissement!! le prix unitaire (100 Fcfa) de Thé en sachet (unité: Paquet) de taille Petit est très faible ou élevé. Prière de corriger ou de confirmer avec le QG. Incohérence!! Dans ce ménage, chaque individus consomme par jour 63.52095 Kg  de cereale; Prière de revoir les quantités prises de ces produits. Incohérence!! Dans ce ménage, chaque individus consomme par jour 63.52095 Kg  de cereale; Prière de revoir les quantités prises de ces produits. Incohérence!! Dans ce ménage, chaque individus consomme par jour 63.52095 Kg  de cereale; Prière de revoir les quantités prises de ces produits.</w:t>
       </w:r>
     </w:p>
     <w:p>
@@ -7558,32 +7357,11 @@
         <w:rPr>
           <w:sz w:val="20"/>
         </w:rPr>
-        <w:t xml:space="preserve">- Attention ! Antenne parabolique / décodeur a été achété à 30000 Fcfa est relativement élevé par rapport aux autres prix d'achat observés dans cette zone. Prière de corriger ou de confirmer avec le QG. </w:t>
+        <w:t xml:space="preserve">- Attention ! Antenne parabolique / décodeur a été achété à 25000 Fcfa est relativement élevé par rapport aux autres prix d'achat observés dans cette zone. Prière de corriger ou de confirmer avec le QG. </w:t>
         <w:br/>
-        <w:t xml:space="preserve">- Attention ! Bonbonne de gaz a été achété à 50000 Fcfa est relativement élevé par rapport aux autres prix d'achat observés dans cette zone. Prière de corriger ou de confirmer avec le QG. </w:t>
+        <w:t xml:space="preserve">- Attention ! Appareil TV a été revendu à 15000 Fcfa qui est relativement faible par rapport aux autres prix de revente observés dans cette zone. Prière de corriger ou de confirmer avec le QG. </w:t>
         <w:br/>
-        <w:t>- Attention ! Lit a été achété à 700000 Fcfa est relativement élevé par rapport aux autres prix d'achat observés dans cette zone. Prière de corriger ou de confirmer avec le QG. Attention ! Lit a été revendu à 500000 Fcfa qui est relativement élevé par rapport aux autres prix de revente observés dans cette zone. Prière de corriger ou de confirmer avec le QG.</w:t>
-      </w:r>
-    </w:p>
-    <w:p>
-      <w:r>
-        <w:rPr>
-          <w:b/>
-          <w:color w:val="4672C4"/>
-          <w:sz w:val="22"/>
-        </w:rPr>
-        <w:t>&gt;&gt; Section16a - Champs et parcelles</w:t>
-      </w:r>
-    </w:p>
-    <w:p>
-      <w:pPr>
-        <w:ind w:left="283"/>
-      </w:pPr>
-      <w:r>
-        <w:rPr>
-          <w:sz w:val="20"/>
-        </w:rPr>
-        <w:t>- Le document légal (titre, acte, certificat etc. ) qui affirme votre possession de la parcelle parcelle arachide est  et semble exister dans les modalités, prière de prendre attache avec le QG pour plus d'explication afin de la classer bien.</w:t>
+        <w:t>- Attention ! Ventilateur sur pied a été revendu à 30000 Fcfa qui est relativement élevé par rapport aux autres prix de revente observés dans cette zone. Prière de corriger ou de confirmer avec le QG.</w:t>
       </w:r>
     </w:p>
     <w:p>
@@ -7604,9 +7382,11 @@
         <w:rPr>
           <w:sz w:val="20"/>
         </w:rPr>
-        <w:t xml:space="preserve">- Attention ! Hache-Paille a été achété à 1000 Fcfa est relativement faible par rapport aux autres prix d'achat observés dans cette zone. Prière de corriger ou de confirmer avec le QG. </w:t>
+        <w:t xml:space="preserve">- Attention ! Hache-Paille a été revendu à 3000 Fcfa qui est relativement élevé par rapport aux autres prix de revente observés dans cette zone. Prière de corriger ou de confirmer avec le QG. </w:t>
         <w:br/>
-        <w:t>- Attention ! Hache/pioche a été revendu à 5000 Fcfa qui est relativement élevé par rapport aux autres prix de revente observés dans cette zone. Prière de corriger ou de confirmer avec le QG.</w:t>
+        <w:t xml:space="preserve">- Attention ! Hache/pioche a été revendu à 5000 Fcfa qui est relativement élevé par rapport aux autres prix de revente observés dans cette zone. Prière de corriger ou de confirmer avec le QG. </w:t>
+        <w:br/>
+        <w:t>- Attention ! Houe/daba/hilaire a été revendu à 2500 Fcfa qui est relativement élevé par rapport aux autres prix de revente observés dans cette zone. Prière de corriger ou de confirmer avec le QG.</w:t>
       </w:r>
     </w:p>
     <w:p>
